--- a/Collatio/2c/1. Textos/1. Marcados/2c-F.docx
+++ b/Collatio/2c/1. Textos/1. Marcados/2c-F.docx
@@ -3,53 +3,99 @@
 <w:document xmlns:wpc="http://schemas.microsoft.com/office/word/2010/wordprocessingCanvas" xmlns:cx="http://schemas.microsoft.com/office/drawing/2014/chartex" xmlns:cx1="http://schemas.microsoft.com/office/drawing/2015/9/8/chartex" xmlns:cx2="http://schemas.microsoft.com/office/drawing/2015/10/21/chartex" xmlns:cx3="http://schemas.microsoft.com/office/drawing/2016/5/9/chartex" xmlns:cx4="http://schemas.microsoft.com/office/drawing/2016/5/10/chartex" xmlns:cx5="http://schemas.microsoft.com/office/drawing/2016/5/11/chartex" xmlns:cx6="http://schemas.microsoft.com/office/drawing/2016/5/12/chartex" xmlns:cx7="http://schemas.microsoft.com/office/drawing/2016/5/13/chartex" xmlns:cx8="http://schemas.microsoft.com/office/drawing/2016/5/14/chartex" xmlns:mc="http://schemas.openxmlformats.org/markup-compatibility/2006" xmlns:aink="http://schemas.microsoft.com/office/drawing/2016/ink" xmlns:am3d="http://schemas.microsoft.com/office/drawing/2017/model3d" xmlns:o="urn:schemas-microsoft-com:office:office" xmlns:oel="http://schemas.microsoft.com/office/2019/extlst" xmlns:r="http://schemas.openxmlformats.org/officeDocument/2006/relationships" xmlns:m="http://schemas.openxmlformats.org/officeDocument/2006/math" xmlns:v="urn:schemas-microsoft-com:vml" xmlns:wp14="http://schemas.microsoft.com/office/word/2010/wordprocessingDrawing" xmlns:wp="http://schemas.openxmlformats.org/drawingml/2006/wordprocessingDrawing" xmlns:w10="urn:schemas-microsoft-com:office:word" xmlns:w="http://schemas.openxmlformats.org/wordprocessingml/2006/main" xmlns:w14="http://schemas.microsoft.com/office/word/2010/wordml" xmlns:w15="http://schemas.microsoft.com/office/word/2012/wordml" xmlns:w16cex="http://schemas.microsoft.com/office/word/2018/wordml/cex" xmlns:w16cid="http://schemas.microsoft.com/office/word/2016/wordml/cid" xmlns:w16="http://schemas.microsoft.com/office/word/2018/wordml" xmlns:w16du="http://schemas.microsoft.com/office/word/2023/wordml/word16du" xmlns:w16sdtdh="http://schemas.microsoft.com/office/word/2020/wordml/sdtdatahash" xmlns:w16sdtfl="http://schemas.microsoft.com/office/word/2024/wordml/sdtformatlock" xmlns:w16se="http://schemas.microsoft.com/office/word/2015/wordml/symex" xmlns:wpg="http://schemas.microsoft.com/office/word/2010/wordprocessingGroup" xmlns:wpi="http://schemas.microsoft.com/office/word/2010/wordprocessingInk" xmlns:wne="http://schemas.microsoft.com/office/word/2006/wordml" xmlns:wps="http://schemas.microsoft.com/office/word/2010/wordprocessingShape" mc:Ignorable="w14 w15 w16se w16cid w16 w16cex w16sdtdh w16sdtfl w16du wp14">
   <w:body>
     <w:p>
-      <w:r>
-        <w:rPr>
+      <w:pPr>
+        <w:rPr>
+          <w:rFonts w:ascii="Brill" w:hAnsi="Brill"/>
+        </w:rPr>
+      </w:pPr>
+      <w:r>
+        <w:rPr>
+          <w:rFonts w:ascii="Brill" w:hAnsi="Brill"/>
           <w:color w:val="FF0000"/>
         </w:rPr>
         <w:t xml:space="preserve">39v </w:t>
       </w:r>
       <w:r>
+        <w:rPr>
+          <w:rFonts w:ascii="Brill" w:hAnsi="Brill"/>
+        </w:rPr>
         <w:t xml:space="preserve">Tunc Discipulus, cur ita inquit? Respondit Magister, quoniam solaris defectio nihil aliud est, quam lunae interiectio, et impedimentum inter nos et solem. sed ea est </w:t>
       </w:r>
       <w:r>
-        <w:t>v</w:t>
-      </w:r>
-      <w:r>
+        <w:rPr>
+          <w:rFonts w:ascii="Brill" w:hAnsi="Brill"/>
+        </w:rPr>
+        <w:t>v</w:t>
+      </w:r>
+      <w:r>
+        <w:rPr>
+          <w:rFonts w:ascii="Brill" w:hAnsi="Brill"/>
+        </w:rPr>
         <w:t xml:space="preserve">irtus radiorum solarium cum eiaculantur, ut etsi a luna </w:t>
       </w:r>
       <w:r>
-        <w:t>v</w:t>
-      </w:r>
-      <w:r>
+        <w:rPr>
+          <w:rFonts w:ascii="Brill" w:hAnsi="Brill"/>
+        </w:rPr>
+        <w:t>v</w:t>
+      </w:r>
+      <w:r>
+        <w:rPr>
+          <w:rFonts w:ascii="Brill" w:hAnsi="Brill"/>
+        </w:rPr>
         <w:t xml:space="preserve">elut obice coerceantur: tamen quemadmodum ignis scintillas quas magno conatu sagittatur de se excutit per aerem, ita sol dum cursu aperto radios expuere potest, usquequaque progrediuntur, donec eo recidant, unde progredi nequeant. Ideo licet quidquam minus benignum in luna esset, haud inficeret solem; praeterquam quod nihil pessimum in illa est; condita enim a deo est, eius quam dixi naturae; defectio </w:t>
       </w:r>
       <w:r>
-        <w:t>v</w:t>
-      </w:r>
-      <w:r>
+        <w:rPr>
+          <w:rFonts w:ascii="Brill" w:hAnsi="Brill"/>
+        </w:rPr>
+        <w:t>v</w:t>
+      </w:r>
+      <w:r>
+        <w:rPr>
+          <w:rFonts w:ascii="Brill" w:hAnsi="Brill"/>
+        </w:rPr>
         <w:t xml:space="preserve">ero lunae contingit aliter nam terra omnium rerum </w:t>
       </w:r>
       <w:r>
-        <w:t>v</w:t>
-      </w:r>
-      <w:r>
+        <w:rPr>
+          <w:rFonts w:ascii="Brill" w:hAnsi="Brill"/>
+        </w:rPr>
+        <w:t>v</w:t>
+      </w:r>
+      <w:r>
+        <w:rPr>
+          <w:rFonts w:ascii="Brill" w:hAnsi="Brill"/>
+        </w:rPr>
         <w:t xml:space="preserve">irulentior est, quam sint in caelo, idcirco in illa procreantur bestiolae </w:t>
       </w:r>
       <w:r>
-        <w:t>v</w:t>
-      </w:r>
-      <w:r>
+        <w:rPr>
+          <w:rFonts w:ascii="Brill" w:hAnsi="Brill"/>
+        </w:rPr>
+        <w:t>v</w:t>
+      </w:r>
+      <w:r>
+        <w:rPr>
+          <w:rFonts w:ascii="Brill" w:hAnsi="Brill"/>
+        </w:rPr>
         <w:t xml:space="preserve">enenatae, quae serpunt super terram, et alia multa animalia huiusmodi, quae terram eandem incolunt, eaque omnia ex terrestribus </w:t>
       </w:r>
       <w:r>
-        <w:t>v</w:t>
-      </w:r>
-      <w:r>
+        <w:rPr>
+          <w:rFonts w:ascii="Brill" w:hAnsi="Brill"/>
+        </w:rPr>
+        <w:t>v</w:t>
+      </w:r>
+      <w:r>
+        <w:rPr>
+          <w:rFonts w:ascii="Brill" w:hAnsi="Brill"/>
+        </w:rPr>
         <w:t xml:space="preserve">enenis </w:t>
       </w:r>
       <w:r>
         <w:rPr>
+          <w:rFonts w:ascii="Brill" w:hAnsi="Brill"/>
           <w:i/>
           <w:iCs/>
           <w:strike/>
@@ -58,72 +104,136 @@
         <w:t>p**stulant, et</w:t>
       </w:r>
       <w:r>
+        <w:rPr>
+          <w:rFonts w:ascii="Brill" w:hAnsi="Brill"/>
+        </w:rPr>
         <w:t xml:space="preserve"> gignuntur. Cum igitur terra adeo </w:t>
       </w:r>
       <w:r>
-        <w:t>v</w:t>
-      </w:r>
-      <w:r>
+        <w:rPr>
+          <w:rFonts w:ascii="Brill" w:hAnsi="Brill"/>
+        </w:rPr>
+        <w:t>v</w:t>
+      </w:r>
+      <w:r>
+        <w:rPr>
+          <w:rFonts w:ascii="Brill" w:hAnsi="Brill"/>
+        </w:rPr>
         <w:t xml:space="preserve">enenosa sit, oportet ut eius exhalationes natura ipsa </w:t>
       </w:r>
       <w:r>
-        <w:t>v</w:t>
-      </w:r>
-      <w:r>
+        <w:rPr>
+          <w:rFonts w:ascii="Brill" w:hAnsi="Brill"/>
+        </w:rPr>
+        <w:t>v</w:t>
+      </w:r>
+      <w:r>
+        <w:rPr>
+          <w:rFonts w:ascii="Brill" w:hAnsi="Brill"/>
+        </w:rPr>
         <w:t xml:space="preserve">irulentae consurgant, cum ergo terrestris umbra in lunam impetit, caligo illa etiam </w:t>
       </w:r>
       <w:r>
-        <w:t>v</w:t>
-      </w:r>
-      <w:r>
+        <w:rPr>
+          <w:rFonts w:ascii="Brill" w:hAnsi="Brill"/>
+        </w:rPr>
+        <w:t>v</w:t>
+      </w:r>
+      <w:r>
+        <w:rPr>
+          <w:rFonts w:ascii="Brill" w:hAnsi="Brill"/>
+        </w:rPr>
         <w:t xml:space="preserve">enenata est; tum quia ex terra profluit, tum quia terram linquit tenebrosam, ex hoc igitur </w:t>
       </w:r>
       <w:r>
-        <w:t>v</w:t>
-      </w:r>
-      <w:r>
+        <w:rPr>
+          <w:rFonts w:ascii="Brill" w:hAnsi="Brill"/>
+        </w:rPr>
+        <w:t>v</w:t>
+      </w:r>
+      <w:r>
+        <w:rPr>
+          <w:rFonts w:ascii="Brill" w:hAnsi="Brill"/>
+        </w:rPr>
         <w:t>itio, quae illa in se continet, partem perfricat luna; et cum postea facessit, linquitur luna; ut homo languens et marcidus ex gra</w:t>
       </w:r>
       <w:r>
-        <w:t>v</w:t>
-      </w:r>
-      <w:r>
+        <w:rPr>
+          <w:rFonts w:ascii="Brill" w:hAnsi="Brill"/>
+        </w:rPr>
+        <w:t>v</w:t>
+      </w:r>
+      <w:r>
+        <w:rPr>
+          <w:rFonts w:ascii="Brill" w:hAnsi="Brill"/>
+        </w:rPr>
         <w:t xml:space="preserve">i morbo, et sicut homo ille </w:t>
       </w:r>
       <w:r>
         <w:rPr>
+          <w:rFonts w:ascii="Brill" w:hAnsi="Brill"/>
           <w:color w:val="FF0000"/>
         </w:rPr>
         <w:t xml:space="preserve">40r </w:t>
       </w:r>
       <w:r>
-        <w:t>v</w:t>
-      </w:r>
-      <w:r>
+        <w:rPr>
+          <w:rFonts w:ascii="Brill" w:hAnsi="Brill"/>
+        </w:rPr>
+        <w:t>v</w:t>
+      </w:r>
+      <w:r>
+        <w:rPr>
+          <w:rFonts w:ascii="Brill" w:hAnsi="Brill"/>
+        </w:rPr>
         <w:t xml:space="preserve">aletudinem et </w:t>
       </w:r>
       <w:r>
-        <w:t>v</w:t>
-      </w:r>
-      <w:r>
+        <w:rPr>
+          <w:rFonts w:ascii="Brill" w:hAnsi="Brill"/>
+        </w:rPr>
+        <w:t>v</w:t>
+      </w:r>
+      <w:r>
+        <w:rPr>
+          <w:rFonts w:ascii="Brill" w:hAnsi="Brill"/>
+        </w:rPr>
         <w:t>ires paulatim instaurat. Ita luna con</w:t>
       </w:r>
       <w:r>
-        <w:t>v</w:t>
-      </w:r>
-      <w:r>
+        <w:rPr>
+          <w:rFonts w:ascii="Brill" w:hAnsi="Brill"/>
+        </w:rPr>
+        <w:t>v</w:t>
+      </w:r>
+      <w:r>
+        <w:rPr>
+          <w:rFonts w:ascii="Brill" w:hAnsi="Brill"/>
+        </w:rPr>
         <w:t xml:space="preserve">alescit suis fulgoribus ad pristinam sanitatem, donec integra et optima iam sit </w:t>
       </w:r>
       <w:r>
-        <w:t>v</w:t>
-      </w:r>
-      <w:r>
+        <w:rPr>
+          <w:rFonts w:ascii="Brill" w:hAnsi="Brill"/>
+        </w:rPr>
+        <w:t>v</w:t>
+      </w:r>
+      <w:r>
+        <w:rPr>
+          <w:rFonts w:ascii="Brill" w:hAnsi="Brill"/>
+        </w:rPr>
         <w:t>aletudine, ex eo quo laborarat morbo, ideo magistri praecipiunt eos dies quos dixi obser</w:t>
       </w:r>
       <w:r>
-        <w:t>v</w:t>
-      </w:r>
-      <w:r>
+        <w:rPr>
+          <w:rFonts w:ascii="Brill" w:hAnsi="Brill"/>
+        </w:rPr>
+        <w:t>v</w:t>
+      </w:r>
+      <w:r>
+        <w:rPr>
+          <w:rFonts w:ascii="Brill" w:hAnsi="Brill"/>
+        </w:rPr>
         <w:t>andos.</w:t>
       </w:r>
     </w:p>
